--- a/atelier/atelier_103.docx
+++ b/atelier/atelier_103.docx
@@ -441,7 +441,7 @@
           </w:tcPr>
           <w:p>
             <w:r>
-              <w:t xml:space="preserve">Stock trié (#100), causes et règles posées (#101)</w:t>
+              <w:t xml:space="preserve">Stock trié, causes et règles posées</w:t>
             </w:r>
           </w:p>
         </w:tc>
@@ -460,7 +460,7 @@
         <w:spacing w:after="120"/>
       </w:pPr>
       <w:r>
-        <w:t xml:space="preserve">Le stock de MR zombies a été vidé (#100) et les causes d’accumulation sont comprises avec des règles à la clé (#101). Mais une règle d’hygiène ne tient que s’il existe un MOMENT où on l’applique. Sans rendez-vous régulier pour regarder les MR en attente, la meilleure intention s’érode : une semaine chargée, et les MR recommencent à traîner. Le sujet de cet atelier est d’installer un rituel léger et régulier — un point de tri des MR de quelques minutes, par exemple greffé sur un daily — qui empêche la ré-accumulation. On ne crée pas une réunion de plus : on ajoute un réflexe court à un temps d’équipe existant. C’est le « moment où on regarde » identifié comme cause manquante au #101.</w:t>
+        <w:t xml:space="preserve">Le stock de MR zombies a été vidé et les causes d’accumulation sont comprises avec des règles à la clé. Mais une règle d’hygiène ne tient que s’il existe un MOMENT où on l’applique. Sans rendez-vous régulier pour regarder les MR en attente, la meilleure intention s’érode : une semaine chargée, et les MR recommencent à traîner. Le sujet de cet atelier est d’installer un rituel léger et régulier — un point de tri des MR de quelques minutes, par exemple greffé sur un daily — qui empêche la ré-accumulation. On ne crée pas une réunion de plus : on ajoute un réflexe court à un temps d’équipe existant. C’est le « moment où on regarde » identifié comme cause manquante au pourquoi nos MR s’accumulent ?.</w:t>
       </w:r>
     </w:p>
     <w:p>
@@ -481,20 +481,20 @@
         <w:spacing w:after="80"/>
       </w:pPr>
       <w:r>
-        <w:t xml:space="preserve">Une règle sans moment d’application s’érode : les règles d’hygiène du #101 (propriétaire par MR, pas de MR sans intention) ne tiennent que si quelqu’un, régulièrement, vérifie l’état des MR. Le rituel est ce moment. Sans lui, les règles restent des vœux.</w:t>
-      </w:r>
-    </w:p>
-    <w:p>
-      <w:pPr>
-        <w:pStyle w:val="ListParagraph"/>
-        <w:numPr>
-          <w:ilvl w:val="0"/>
-          <w:numId w:val="2"/>
-        </w:numPr>
-        <w:spacing w:after="80"/>
-      </w:pPr>
-      <w:r>
-        <w:t xml:space="preserve">La régularité empêche l’accumulation à la source : traiter les MV en attente chaque semaine, quand elles sont peu nombreuses, est facile et rapide. Laisser passer un mois, et on retrouve le stock du #100. Un petit tri régulier vaut mieux qu’un grand nettoyage occasionnel — c’est la différence entre entretenir et restaurer.</w:t>
+        <w:t xml:space="preserve">Une règle sans moment d’application s’érode : les règles d’hygiène du pourquoi nos MR s’accumulent ? (propriétaire par MR, pas de MR sans intention) ne tiennent que si quelqu’un, régulièrement, vérifie l’état des MR. Le rituel est ce moment. Sans lui, les règles restent des vœux.</w:t>
+      </w:r>
+    </w:p>
+    <w:p>
+      <w:pPr>
+        <w:pStyle w:val="ListParagraph"/>
+        <w:numPr>
+          <w:ilvl w:val="0"/>
+          <w:numId w:val="2"/>
+        </w:numPr>
+        <w:spacing w:after="80"/>
+      </w:pPr>
+      <w:r>
+        <w:t xml:space="preserve">La régularité empêche l’accumulation à la source : traiter les MV en attente chaque semaine, quand elles sont peu nombreuses, est facile et rapide. Laisser passer un mois, et on retrouve le stock du le grand tri des MR zombies. Un petit tri régulier vaut mieux qu’un grand nettoyage occasionnel — c’est la différence entre entretenir et restaurer.</w:t>
       </w:r>
     </w:p>
     <w:p>
@@ -554,7 +554,7 @@
         <w:spacing w:after="80"/>
       </w:pPr>
       <w:r>
-        <w:t xml:space="preserve">Un format simple : pour chaque MR en attente, une décision : parcourir rapidement les MR ouvertes et, pour chacune qui traîne, trancher comme au #100 (avancer, relancer, ou fermer). Le rituel applique en petit, chaque semaine, le tri qu’on a fait en grand une fois.</w:t>
+        <w:t xml:space="preserve">Un format simple : pour chaque MR en attente, une décision : parcourir rapidement les MR ouvertes et, pour chacune qui traîne, trancher comme au le grand tri des MR zombies (avancer, relancer, ou fermer). Le rituel applique en petit, chaque semaine, le tri qu’on a fait en grand une fois.</w:t>
       </w:r>
     </w:p>
     <w:p>
@@ -580,7 +580,7 @@
         <w:spacing w:after="80"/>
       </w:pPr>
       <w:r>
-        <w:t xml:space="preserve">Distinguer le tri d’hygiène du suivi de vitesse : ce rituel vise l’hygiène (pas de MR oubliée). La mesure de la vitesse de traitement (cycle time) relève de l’axe Review (#104 renvoie). Le rituel regarde « quelles MR traînent ? », pas « quel est notre temps moyen ? » — ce dernier est porté ailleurs.</w:t>
+        <w:t xml:space="preserve">Distinguer le tri d’hygiène du suivi de vitesse : ce rituel vise l’hygiène (pas de MR oubliée). La mesure de la vitesse de traitement (cycle time) relève de l’axe Review ( renvoie). Le rituel regarde « quelles MR traînent ? », pas « quel est notre temps moyen ? » — ce dernier est porté ailleurs.</w:t>
       </w:r>
     </w:p>
     <w:p>
@@ -596,7 +596,7 @@
         <w:spacing w:after="120"/>
       </w:pPr>
       <w:r>
-        <w:t xml:space="preserve">À la sortie, la squad a conçu et planifié un rituel de tri des MR : un point court (quelques minutes), greffé sur un temps d’équipe existant, avec un format simple (chaque MR qui traîne reçoit une décision) et un animateur désigné. Ce rituel applique chaque semaine, en petit, le tri du #100, et fait vivre les règles d’hygiène du #101. La liste des MR restera propre sans grand nettoyage périodique : on entretient au lieu de restaurer. La métrique MR zombies se maintient basse par la régularité. La mesure de la vitesse, elle, reste portée par l’axe Review.</w:t>
+        <w:t xml:space="preserve">À la sortie, la squad a conçu et planifié un rituel de tri des MR : un point court (quelques minutes), greffé sur un temps d’équipe existant, avec un format simple (chaque MR qui traîne reçoit une décision) et un animateur désigné. Ce rituel applique chaque semaine, en petit, le tri du le grand tri des MR zombies, et fait vivre les règles d’hygiène du pourquoi nos MR s’accumulent ?. La liste des MR restera propre sans grand nettoyage périodique : on entretient au lieu de restaurer. La métrique MR zombies se maintient basse par la régularité. La mesure de la vitesse, elle, reste portée par l’axe Review.</w:t>
       </w:r>
     </w:p>
     <w:p>
@@ -776,7 +776,7 @@
         <w:t xml:space="preserve">(5 min) Délimiter hygiène vs vitesse</w:t>
       </w:r>
       <w:r>
-        <w:t xml:space="preserve"> — acter que le rituel vise l’hygiène ; la mesure du cycle time relève de l’axe Review (#104).</w:t>
+        <w:t xml:space="preserve"> — acter que le rituel vise l’hygiène ; la mesure du cycle time relève de l’axe Review.</w:t>
       </w:r>
     </w:p>
     <w:p>
@@ -872,7 +872,7 @@
         <w:spacing w:after="120"/>
       </w:pPr>
       <w:r>
-        <w:t xml:space="preserve">Avec ce rituel, le cœur de H05 est en place : vider le stock (#100), comprendre les causes (#101), entretenir par un rituel (#103). Pour les seuils de review, les rappels automatiques (#102 renvoie) et la mesure du cycle time (#104 renvoie), H05 s’appuie sur l’axe Review. H05 porte l’hygiène et l’anti-abandon ; l’axe Review porte la vitesse — ensemble, les MR sont à la fois traitées vite et jamais abandonnées.</w:t>
+        <w:t xml:space="preserve">Avec ce rituel, le cœur de H05 est en place : vider le stock, comprendre les causes, entretenir par un rituel. Pour les seuils de review, les rappels automatiques ( renvoie) et la mesure du cycle time ( renvoie), H05 s’appuie sur l’axe Review. H05 porte l’hygiène et l’anti-abandon ; l’axe Review porte la vitesse — ensemble, les MR sont à la fois traitées vite et jamais abandonnées.</w:t>
       </w:r>
     </w:p>
     <w:p>
@@ -888,7 +888,7 @@
         <w:spacing w:after="120"/>
       </w:pPr>
       <w:r>
-        <w:t xml:space="preserve">La squad a un rituel de tri des MR léger, régulier, greffé sur un temps existant, avec un format simple et un animateur désigné : chaque semaine, les MR qui traînent reçoivent une décision. La liste reste propre par la régularité, sans grand nettoyage périodique — on entretient au lieu de restaurer. Les règles d’hygiène du #101 ont désormais leur moment d’application. La question H05 atteint sa systématisation sur son territoire propre (hygiène, anti-abandon), la vitesse de traitement restant portée par l’axe Review.</w:t>
+        <w:t xml:space="preserve">La squad a un rituel de tri des MR léger, régulier, greffé sur un temps existant, avec un format simple et un animateur désigné : chaque semaine, les MR qui traînent reçoivent une décision. La liste reste propre par la régularité, sans grand nettoyage périodique — on entretient au lieu de restaurer. Les règles d’hygiène du pourquoi nos MR s’accumulent ? ont désormais leur moment d’application. La question H05 atteint sa systématisation sur son territoire propre (hygiène, anti-abandon), la vitesse de traitement restant portée par l’axe Review.</w:t>
       </w:r>
     </w:p>
     <w:sectPr>
